--- a/Knowledge/3-Work knowledge/1-Software Engineering/2-Testing/5-My Source/1-ISTQB Foundation Level/9-Tool Support for Testing/1-Testing Tools Categories/5-Test Execution Tools.docx
+++ b/Knowledge/3-Work knowledge/1-Software Engineering/2-Testing/5-My Source/1-ISTQB Foundation Level/9-Tool Support for Testing/1-Testing Tools Categories/5-Test Execution Tools.docx
@@ -39,51 +39,77 @@
       </w:pPr>
       <w:r>
         <w:rPr>
-          <w:b/>
-          <w:shd w:val="clear" w:color="auto" w:fill="B7B7B7"/>
-        </w:rPr>
-        <w:t># Source</w:t>
-      </w:r>
-      <w:r>
-        <w:rPr>
-          <w:shd w:val="clear" w:color="auto" w:fill="B7B7B7"/>
-        </w:rPr>
-        <w:t xml:space="preserve">: </w:t>
-      </w:r>
-      <w:r>
-        <w:rPr>
-          <w:b/>
-          <w:shd w:val="clear" w:color="auto" w:fill="B7B7B7"/>
-        </w:rPr>
-        <w:t xml:space="preserve">Chatgpt </w:t>
-      </w:r>
-      <w:r>
-        <w:rPr>
-          <w:b/>
-          <w:sz w:val="14"/>
-          <w:szCs w:val="14"/>
-          <w:shd w:val="clear" w:color="auto" w:fill="B7B7B7"/>
-        </w:rPr>
-        <w:t>(GPT</w:t>
-      </w:r>
-      <w:r>
-        <w:rPr>
-          <w:rFonts w:ascii="Cambria Math" w:hAnsi="Cambria Math" w:cs="Cambria Math"/>
-          <w:b/>
-          <w:sz w:val="14"/>
-          <w:szCs w:val="14"/>
-          <w:shd w:val="clear" w:color="auto" w:fill="B7B7B7"/>
+          <w:rFonts w:ascii="Arial" w:eastAsia="Arial" w:hAnsi="Arial" w:cs="Arial"/>
+          <w:b/>
+          <w:color w:val="000000"/>
+          <w:sz w:val="18"/>
+          <w:highlight w:val="lightGray"/>
+        </w:rPr>
+        <w:t># Source: AI Source: Provided by: [Data Path</w:t>
+      </w:r>
+      <w:r>
+        <w:rPr>
+          <w:rFonts w:ascii="Arial" w:eastAsia="Arial" w:hAnsi="Arial" w:cs="Arial"/>
+          <w:color w:val="000000"/>
+          <w:sz w:val="18"/>
+          <w:highlight w:val="lightGray"/>
+        </w:rPr>
+        <w:t xml:space="preserve">: Persons Table -&gt; ID Column: 1, Name_En Column: Motasem Essam] -&gt; </w:t>
+      </w:r>
+      <w:r>
+        <w:rPr>
+          <w:rFonts w:ascii="Arial" w:eastAsia="Arial" w:hAnsi="Arial" w:cs="Arial"/>
+          <w:b/>
+          <w:color w:val="000000"/>
+          <w:sz w:val="18"/>
+          <w:highlight w:val="lightGray"/>
+        </w:rPr>
+        <w:t>From:</w:t>
+      </w:r>
+      <w:r>
+        <w:rPr>
+          <w:rFonts w:ascii="Arial" w:eastAsia="Arial" w:hAnsi="Arial" w:cs="Arial"/>
+          <w:color w:val="000000"/>
+          <w:sz w:val="18"/>
+          <w:highlight w:val="lightGray"/>
+        </w:rPr>
+        <w:t xml:space="preserve"> [Chatgpt (GPT</w:t>
+      </w:r>
+      <w:r>
+        <w:rPr>
+          <w:rFonts w:ascii="Arial" w:eastAsia="Arial" w:hAnsi="Arial" w:cs="Cambria Math"/>
+          <w:color w:val="000000"/>
+          <w:sz w:val="18"/>
+          <w:highlight w:val="lightGray"/>
         </w:rPr>
         <w:t>‑</w:t>
       </w:r>
       <w:r>
         <w:rPr>
-          <w:b/>
-          <w:sz w:val="14"/>
-          <w:szCs w:val="14"/>
-          <w:shd w:val="clear" w:color="auto" w:fill="B7B7B7"/>
-        </w:rPr>
-        <w:t>5 Mini) at [8/19/2025]</w:t>
+          <w:rFonts w:ascii="Arial" w:eastAsia="Arial" w:hAnsi="Arial" w:cs="Arial"/>
+          <w:color w:val="000000"/>
+          <w:sz w:val="18"/>
+          <w:highlight w:val="lightGray"/>
+        </w:rPr>
+        <w:t xml:space="preserve">5 Mini)] </w:t>
+      </w:r>
+      <w:r>
+        <w:rPr>
+          <w:rFonts w:ascii="Arial" w:eastAsia="Arial" w:hAnsi="Arial" w:cs="Arial"/>
+          <w:b/>
+          <w:color w:val="000000"/>
+          <w:sz w:val="18"/>
+          <w:highlight w:val="lightGray"/>
+        </w:rPr>
+        <w:t>on</w:t>
+      </w:r>
+      <w:r>
+        <w:rPr>
+          <w:rFonts w:ascii="Arial" w:eastAsia="Arial" w:hAnsi="Arial"/>
+          <w:sz w:val="18"/>
+          <w:highlight w:val="lightGray"/>
+        </w:rPr>
+        <w:t xml:space="preserve"> [8/19/2025]</w:t>
       </w:r>
     </w:p>
     <w:p>
@@ -181,7 +207,7 @@
     </w:p>
     <w:p>
       <w:r>
-        <w:pict w14:anchorId="0D5FFF83">
+        <w:pict w14:anchorId="65052C70">
           <v:rect id="_x0000_i1025" style="width:0;height:1.5pt" o:hralign="center" o:hrstd="t" o:hr="t" fillcolor="#a0a0a0" stroked="f"/>
         </w:pict>
       </w:r>
@@ -205,51 +231,77 @@
       </w:pPr>
       <w:r>
         <w:rPr>
-          <w:b/>
-          <w:shd w:val="clear" w:color="auto" w:fill="B7B7B7"/>
-        </w:rPr>
-        <w:t># Source</w:t>
-      </w:r>
-      <w:r>
-        <w:rPr>
-          <w:shd w:val="clear" w:color="auto" w:fill="B7B7B7"/>
-        </w:rPr>
-        <w:t xml:space="preserve">: </w:t>
-      </w:r>
-      <w:r>
-        <w:rPr>
-          <w:b/>
-          <w:shd w:val="clear" w:color="auto" w:fill="B7B7B7"/>
-        </w:rPr>
-        <w:t xml:space="preserve">Chatgpt </w:t>
-      </w:r>
-      <w:r>
-        <w:rPr>
-          <w:b/>
-          <w:sz w:val="14"/>
-          <w:szCs w:val="14"/>
-          <w:shd w:val="clear" w:color="auto" w:fill="B7B7B7"/>
-        </w:rPr>
-        <w:t>(GPT</w:t>
-      </w:r>
-      <w:r>
-        <w:rPr>
-          <w:rFonts w:ascii="Cambria Math" w:hAnsi="Cambria Math" w:cs="Cambria Math"/>
-          <w:b/>
-          <w:sz w:val="14"/>
-          <w:szCs w:val="14"/>
-          <w:shd w:val="clear" w:color="auto" w:fill="B7B7B7"/>
+          <w:rFonts w:ascii="Arial" w:eastAsia="Arial" w:hAnsi="Arial" w:cs="Arial"/>
+          <w:b/>
+          <w:color w:val="000000"/>
+          <w:sz w:val="18"/>
+          <w:highlight w:val="lightGray"/>
+        </w:rPr>
+        <w:t># Source: AI Source: Provided by: [Data Path</w:t>
+      </w:r>
+      <w:r>
+        <w:rPr>
+          <w:rFonts w:ascii="Arial" w:eastAsia="Arial" w:hAnsi="Arial" w:cs="Arial"/>
+          <w:color w:val="000000"/>
+          <w:sz w:val="18"/>
+          <w:highlight w:val="lightGray"/>
+        </w:rPr>
+        <w:t xml:space="preserve">: Persons Table -&gt; ID Column: 1, Name_En Column: Motasem Essam] -&gt; </w:t>
+      </w:r>
+      <w:r>
+        <w:rPr>
+          <w:rFonts w:ascii="Arial" w:eastAsia="Arial" w:hAnsi="Arial" w:cs="Arial"/>
+          <w:b/>
+          <w:color w:val="000000"/>
+          <w:sz w:val="18"/>
+          <w:highlight w:val="lightGray"/>
+        </w:rPr>
+        <w:t>From:</w:t>
+      </w:r>
+      <w:r>
+        <w:rPr>
+          <w:rFonts w:ascii="Arial" w:eastAsia="Arial" w:hAnsi="Arial" w:cs="Arial"/>
+          <w:color w:val="000000"/>
+          <w:sz w:val="18"/>
+          <w:highlight w:val="lightGray"/>
+        </w:rPr>
+        <w:t xml:space="preserve"> [Chatgpt (GPT</w:t>
+      </w:r>
+      <w:r>
+        <w:rPr>
+          <w:rFonts w:ascii="Arial" w:eastAsia="Arial" w:hAnsi="Arial" w:cs="Cambria Math"/>
+          <w:color w:val="000000"/>
+          <w:sz w:val="18"/>
+          <w:highlight w:val="lightGray"/>
         </w:rPr>
         <w:t>‑</w:t>
       </w:r>
       <w:r>
         <w:rPr>
-          <w:b/>
-          <w:sz w:val="14"/>
-          <w:szCs w:val="14"/>
-          <w:shd w:val="clear" w:color="auto" w:fill="B7B7B7"/>
-        </w:rPr>
-        <w:t>5 Mini) at [8/19/2025]</w:t>
+          <w:rFonts w:ascii="Arial" w:eastAsia="Arial" w:hAnsi="Arial" w:cs="Arial"/>
+          <w:color w:val="000000"/>
+          <w:sz w:val="18"/>
+          <w:highlight w:val="lightGray"/>
+        </w:rPr>
+        <w:t xml:space="preserve">5 Mini)] </w:t>
+      </w:r>
+      <w:r>
+        <w:rPr>
+          <w:rFonts w:ascii="Arial" w:eastAsia="Arial" w:hAnsi="Arial" w:cs="Arial"/>
+          <w:b/>
+          <w:color w:val="000000"/>
+          <w:sz w:val="18"/>
+          <w:highlight w:val="lightGray"/>
+        </w:rPr>
+        <w:t>on</w:t>
+      </w:r>
+      <w:r>
+        <w:rPr>
+          <w:rFonts w:ascii="Arial" w:eastAsia="Arial" w:hAnsi="Arial"/>
+          <w:sz w:val="18"/>
+          <w:highlight w:val="lightGray"/>
+        </w:rPr>
+        <w:t xml:space="preserve"> [8/19/2025]</w:t>
       </w:r>
     </w:p>
     <w:p>
@@ -258,7 +310,7 @@
           <w:ilvl w:val="0"/>
           <w:numId w:val="3"/>
         </w:numPr>
-        <w:spacing w:before="240"/>
+        <w:spacing w:before="240" w:after="0" w:line="276" w:lineRule="auto"/>
       </w:pPr>
       <w:r>
         <w:rPr>
@@ -292,6 +344,7 @@
           <w:ilvl w:val="0"/>
           <w:numId w:val="3"/>
         </w:numPr>
+        <w:spacing w:after="0" w:line="276" w:lineRule="auto"/>
       </w:pPr>
       <w:r>
         <w:rPr>
@@ -319,6 +372,7 @@
           <w:ilvl w:val="0"/>
           <w:numId w:val="3"/>
         </w:numPr>
+        <w:spacing w:after="0" w:line="276" w:lineRule="auto"/>
       </w:pPr>
       <w:r>
         <w:rPr>
@@ -352,6 +406,7 @@
           <w:ilvl w:val="0"/>
           <w:numId w:val="3"/>
         </w:numPr>
+        <w:spacing w:after="0" w:line="276" w:lineRule="auto"/>
       </w:pPr>
       <w:r>
         <w:rPr>
@@ -385,7 +440,7 @@
           <w:ilvl w:val="0"/>
           <w:numId w:val="3"/>
         </w:numPr>
-        <w:spacing w:after="240"/>
+        <w:spacing w:after="240" w:line="276" w:lineRule="auto"/>
       </w:pPr>
       <w:r>
         <w:rPr>
@@ -415,7 +470,7 @@
     </w:p>
     <w:p>
       <w:r>
-        <w:pict w14:anchorId="36DA0494">
+        <w:pict w14:anchorId="1286B17D">
           <v:rect id="_x0000_i1026" style="width:0;height:1.5pt" o:hralign="center" o:hrstd="t" o:hr="t" fillcolor="#a0a0a0" stroked="f"/>
         </w:pict>
       </w:r>
@@ -439,51 +494,77 @@
       </w:pPr>
       <w:r>
         <w:rPr>
-          <w:b/>
-          <w:shd w:val="clear" w:color="auto" w:fill="B7B7B7"/>
-        </w:rPr>
-        <w:t># Source</w:t>
-      </w:r>
-      <w:r>
-        <w:rPr>
-          <w:shd w:val="clear" w:color="auto" w:fill="B7B7B7"/>
-        </w:rPr>
-        <w:t xml:space="preserve">: </w:t>
-      </w:r>
-      <w:r>
-        <w:rPr>
-          <w:b/>
-          <w:shd w:val="clear" w:color="auto" w:fill="B7B7B7"/>
-        </w:rPr>
-        <w:t xml:space="preserve">Chatgpt </w:t>
-      </w:r>
-      <w:r>
-        <w:rPr>
-          <w:b/>
-          <w:sz w:val="14"/>
-          <w:szCs w:val="14"/>
-          <w:shd w:val="clear" w:color="auto" w:fill="B7B7B7"/>
-        </w:rPr>
-        <w:t>(GPT</w:t>
-      </w:r>
-      <w:r>
-        <w:rPr>
-          <w:rFonts w:ascii="Cambria Math" w:hAnsi="Cambria Math" w:cs="Cambria Math"/>
-          <w:b/>
-          <w:sz w:val="14"/>
-          <w:szCs w:val="14"/>
-          <w:shd w:val="clear" w:color="auto" w:fill="B7B7B7"/>
+          <w:rFonts w:ascii="Arial" w:eastAsia="Arial" w:hAnsi="Arial" w:cs="Arial"/>
+          <w:b/>
+          <w:color w:val="000000"/>
+          <w:sz w:val="18"/>
+          <w:highlight w:val="lightGray"/>
+        </w:rPr>
+        <w:t># Source: AI Source: Provided by: [Data Path</w:t>
+      </w:r>
+      <w:r>
+        <w:rPr>
+          <w:rFonts w:ascii="Arial" w:eastAsia="Arial" w:hAnsi="Arial" w:cs="Arial"/>
+          <w:color w:val="000000"/>
+          <w:sz w:val="18"/>
+          <w:highlight w:val="lightGray"/>
+        </w:rPr>
+        <w:t xml:space="preserve">: Persons Table -&gt; ID Column: 1, Name_En Column: Motasem Essam] -&gt; </w:t>
+      </w:r>
+      <w:r>
+        <w:rPr>
+          <w:rFonts w:ascii="Arial" w:eastAsia="Arial" w:hAnsi="Arial" w:cs="Arial"/>
+          <w:b/>
+          <w:color w:val="000000"/>
+          <w:sz w:val="18"/>
+          <w:highlight w:val="lightGray"/>
+        </w:rPr>
+        <w:t>From:</w:t>
+      </w:r>
+      <w:r>
+        <w:rPr>
+          <w:rFonts w:ascii="Arial" w:eastAsia="Arial" w:hAnsi="Arial" w:cs="Arial"/>
+          <w:color w:val="000000"/>
+          <w:sz w:val="18"/>
+          <w:highlight w:val="lightGray"/>
+        </w:rPr>
+        <w:t xml:space="preserve"> [Chatgpt (GPT</w:t>
+      </w:r>
+      <w:r>
+        <w:rPr>
+          <w:rFonts w:ascii="Arial" w:eastAsia="Arial" w:hAnsi="Arial" w:cs="Cambria Math"/>
+          <w:color w:val="000000"/>
+          <w:sz w:val="18"/>
+          <w:highlight w:val="lightGray"/>
         </w:rPr>
         <w:t>‑</w:t>
       </w:r>
       <w:r>
         <w:rPr>
-          <w:b/>
-          <w:sz w:val="14"/>
-          <w:szCs w:val="14"/>
-          <w:shd w:val="clear" w:color="auto" w:fill="B7B7B7"/>
-        </w:rPr>
-        <w:t>5 Mini) at [8/19/2025]</w:t>
+          <w:rFonts w:ascii="Arial" w:eastAsia="Arial" w:hAnsi="Arial" w:cs="Arial"/>
+          <w:color w:val="000000"/>
+          <w:sz w:val="18"/>
+          <w:highlight w:val="lightGray"/>
+        </w:rPr>
+        <w:t xml:space="preserve">5 Mini)] </w:t>
+      </w:r>
+      <w:r>
+        <w:rPr>
+          <w:rFonts w:ascii="Arial" w:eastAsia="Arial" w:hAnsi="Arial" w:cs="Arial"/>
+          <w:b/>
+          <w:color w:val="000000"/>
+          <w:sz w:val="18"/>
+          <w:highlight w:val="lightGray"/>
+        </w:rPr>
+        <w:t>on</w:t>
+      </w:r>
+      <w:r>
+        <w:rPr>
+          <w:rFonts w:ascii="Arial" w:eastAsia="Arial" w:hAnsi="Arial"/>
+          <w:sz w:val="18"/>
+          <w:highlight w:val="lightGray"/>
+        </w:rPr>
+        <w:t xml:space="preserve"> [8/19/2025]</w:t>
       </w:r>
     </w:p>
     <w:p>
@@ -492,7 +573,7 @@
           <w:ilvl w:val="0"/>
           <w:numId w:val="2"/>
         </w:numPr>
-        <w:spacing w:before="240"/>
+        <w:spacing w:before="240" w:after="0" w:line="276" w:lineRule="auto"/>
         <w:rPr>
           <w:rFonts w:ascii="Roboto Mono" w:eastAsia="Roboto Mono" w:hAnsi="Roboto Mono" w:cs="Roboto Mono"/>
         </w:rPr>
@@ -516,6 +597,7 @@
           <w:ilvl w:val="0"/>
           <w:numId w:val="2"/>
         </w:numPr>
+        <w:spacing w:after="0" w:line="276" w:lineRule="auto"/>
         <w:rPr>
           <w:rFonts w:ascii="Roboto Mono" w:eastAsia="Roboto Mono" w:hAnsi="Roboto Mono" w:cs="Roboto Mono"/>
         </w:rPr>
@@ -539,12 +621,12 @@
           <w:ilvl w:val="0"/>
           <w:numId w:val="2"/>
         </w:numPr>
-      </w:pPr>
-      <w:r>
-        <w:rPr>
-          <w:rFonts w:ascii="Roboto Mono" w:eastAsia="Roboto Mono" w:hAnsi="Roboto Mono" w:cs="Roboto Mono"/>
-        </w:rPr>
-        <w:lastRenderedPageBreak/>
+        <w:spacing w:after="0" w:line="276" w:lineRule="auto"/>
+      </w:pPr>
+      <w:r>
+        <w:rPr>
+          <w:rFonts w:ascii="Roboto Mono" w:eastAsia="Roboto Mono" w:hAnsi="Roboto Mono" w:cs="Roboto Mono"/>
+        </w:rPr>
         <w:t xml:space="preserve">Integration with </w:t>
       </w:r>
       <w:r>
@@ -573,6 +655,7 @@
           <w:ilvl w:val="0"/>
           <w:numId w:val="2"/>
         </w:numPr>
+        <w:spacing w:after="0" w:line="276" w:lineRule="auto"/>
       </w:pPr>
       <w:r>
         <w:rPr>
@@ -606,7 +689,7 @@
           <w:ilvl w:val="0"/>
           <w:numId w:val="2"/>
         </w:numPr>
-        <w:spacing w:after="240"/>
+        <w:spacing w:after="240" w:line="276" w:lineRule="auto"/>
         <w:rPr>
           <w:rFonts w:ascii="Roboto Mono" w:eastAsia="Roboto Mono" w:hAnsi="Roboto Mono" w:cs="Roboto Mono"/>
         </w:rPr>
@@ -626,7 +709,7 @@
     </w:p>
     <w:p>
       <w:r>
-        <w:pict w14:anchorId="64EE8040">
+        <w:pict w14:anchorId="5453B1FF">
           <v:rect id="_x0000_i1027" style="width:0;height:1.5pt" o:hralign="center" o:hrstd="t" o:hr="t" fillcolor="#a0a0a0" stroked="f"/>
         </w:pict>
       </w:r>
@@ -650,51 +733,77 @@
       </w:pPr>
       <w:r>
         <w:rPr>
-          <w:b/>
-          <w:shd w:val="clear" w:color="auto" w:fill="B7B7B7"/>
-        </w:rPr>
-        <w:t># Source</w:t>
-      </w:r>
-      <w:r>
-        <w:rPr>
-          <w:shd w:val="clear" w:color="auto" w:fill="B7B7B7"/>
-        </w:rPr>
-        <w:t xml:space="preserve">: </w:t>
-      </w:r>
-      <w:r>
-        <w:rPr>
-          <w:b/>
-          <w:shd w:val="clear" w:color="auto" w:fill="B7B7B7"/>
-        </w:rPr>
-        <w:t xml:space="preserve">Chatgpt </w:t>
-      </w:r>
-      <w:r>
-        <w:rPr>
-          <w:b/>
-          <w:sz w:val="14"/>
-          <w:szCs w:val="14"/>
-          <w:shd w:val="clear" w:color="auto" w:fill="B7B7B7"/>
-        </w:rPr>
-        <w:t>(GPT</w:t>
-      </w:r>
-      <w:r>
-        <w:rPr>
-          <w:rFonts w:ascii="Cambria Math" w:hAnsi="Cambria Math" w:cs="Cambria Math"/>
-          <w:b/>
-          <w:sz w:val="14"/>
-          <w:szCs w:val="14"/>
-          <w:shd w:val="clear" w:color="auto" w:fill="B7B7B7"/>
+          <w:rFonts w:ascii="Arial" w:eastAsia="Arial" w:hAnsi="Arial" w:cs="Arial"/>
+          <w:b/>
+          <w:color w:val="000000"/>
+          <w:sz w:val="18"/>
+          <w:highlight w:val="lightGray"/>
+        </w:rPr>
+        <w:t># Source: AI Source: Provided by: [Data Path</w:t>
+      </w:r>
+      <w:r>
+        <w:rPr>
+          <w:rFonts w:ascii="Arial" w:eastAsia="Arial" w:hAnsi="Arial" w:cs="Arial"/>
+          <w:color w:val="000000"/>
+          <w:sz w:val="18"/>
+          <w:highlight w:val="lightGray"/>
+        </w:rPr>
+        <w:t xml:space="preserve">: Persons Table -&gt; ID Column: 1, Name_En Column: Motasem Essam] -&gt; </w:t>
+      </w:r>
+      <w:r>
+        <w:rPr>
+          <w:rFonts w:ascii="Arial" w:eastAsia="Arial" w:hAnsi="Arial" w:cs="Arial"/>
+          <w:b/>
+          <w:color w:val="000000"/>
+          <w:sz w:val="18"/>
+          <w:highlight w:val="lightGray"/>
+        </w:rPr>
+        <w:t>From:</w:t>
+      </w:r>
+      <w:r>
+        <w:rPr>
+          <w:rFonts w:ascii="Arial" w:eastAsia="Arial" w:hAnsi="Arial" w:cs="Arial"/>
+          <w:color w:val="000000"/>
+          <w:sz w:val="18"/>
+          <w:highlight w:val="lightGray"/>
+        </w:rPr>
+        <w:t xml:space="preserve"> [Chatgpt (GPT</w:t>
+      </w:r>
+      <w:r>
+        <w:rPr>
+          <w:rFonts w:ascii="Arial" w:eastAsia="Arial" w:hAnsi="Arial" w:cs="Cambria Math"/>
+          <w:color w:val="000000"/>
+          <w:sz w:val="18"/>
+          <w:highlight w:val="lightGray"/>
         </w:rPr>
         <w:t>‑</w:t>
       </w:r>
       <w:r>
         <w:rPr>
-          <w:b/>
-          <w:sz w:val="14"/>
-          <w:szCs w:val="14"/>
-          <w:shd w:val="clear" w:color="auto" w:fill="B7B7B7"/>
-        </w:rPr>
-        <w:t>5 Mini) at [8/19/2025]</w:t>
+          <w:rFonts w:ascii="Arial" w:eastAsia="Arial" w:hAnsi="Arial" w:cs="Arial"/>
+          <w:color w:val="000000"/>
+          <w:sz w:val="18"/>
+          <w:highlight w:val="lightGray"/>
+        </w:rPr>
+        <w:t xml:space="preserve">5 Mini)] </w:t>
+      </w:r>
+      <w:r>
+        <w:rPr>
+          <w:rFonts w:ascii="Arial" w:eastAsia="Arial" w:hAnsi="Arial" w:cs="Arial"/>
+          <w:b/>
+          <w:color w:val="000000"/>
+          <w:sz w:val="18"/>
+          <w:highlight w:val="lightGray"/>
+        </w:rPr>
+        <w:t>on</w:t>
+      </w:r>
+      <w:r>
+        <w:rPr>
+          <w:rFonts w:ascii="Arial" w:eastAsia="Arial" w:hAnsi="Arial"/>
+          <w:sz w:val="18"/>
+          <w:highlight w:val="lightGray"/>
+        </w:rPr>
+        <w:t xml:space="preserve"> [8/19/2025]</w:t>
       </w:r>
     </w:p>
     <w:p>
@@ -703,7 +812,7 @@
           <w:ilvl w:val="0"/>
           <w:numId w:val="4"/>
         </w:numPr>
-        <w:spacing w:before="240"/>
+        <w:spacing w:before="240" w:after="0" w:line="276" w:lineRule="auto"/>
       </w:pPr>
       <w:r>
         <w:rPr>
@@ -731,6 +840,7 @@
           <w:ilvl w:val="0"/>
           <w:numId w:val="4"/>
         </w:numPr>
+        <w:spacing w:after="0" w:line="276" w:lineRule="auto"/>
       </w:pPr>
       <w:r>
         <w:rPr>
@@ -758,6 +868,7 @@
           <w:ilvl w:val="0"/>
           <w:numId w:val="4"/>
         </w:numPr>
+        <w:spacing w:after="0" w:line="276" w:lineRule="auto"/>
       </w:pPr>
       <w:r>
         <w:rPr>
@@ -785,6 +896,7 @@
           <w:ilvl w:val="0"/>
           <w:numId w:val="4"/>
         </w:numPr>
+        <w:spacing w:after="0" w:line="276" w:lineRule="auto"/>
       </w:pPr>
       <w:r>
         <w:rPr>
@@ -812,6 +924,7 @@
           <w:ilvl w:val="0"/>
           <w:numId w:val="4"/>
         </w:numPr>
+        <w:spacing w:after="0" w:line="276" w:lineRule="auto"/>
       </w:pPr>
       <w:r>
         <w:rPr>
@@ -839,7 +952,7 @@
           <w:ilvl w:val="0"/>
           <w:numId w:val="4"/>
         </w:numPr>
-        <w:spacing w:after="240"/>
+        <w:spacing w:after="240" w:line="276" w:lineRule="auto"/>
       </w:pPr>
       <w:r>
         <w:rPr>
@@ -863,7 +976,7 @@
     </w:p>
     <w:p>
       <w:r>
-        <w:pict w14:anchorId="2CBAF2F7">
+        <w:pict w14:anchorId="29E05636">
           <v:rect id="_x0000_i1028" style="width:0;height:1.5pt" o:hralign="center" o:hrstd="t" o:hr="t" fillcolor="#a0a0a0" stroked="f"/>
         </w:pict>
       </w:r>
@@ -887,51 +1000,77 @@
       </w:pPr>
       <w:r>
         <w:rPr>
-          <w:b/>
-          <w:shd w:val="clear" w:color="auto" w:fill="B7B7B7"/>
-        </w:rPr>
-        <w:t># Source</w:t>
-      </w:r>
-      <w:r>
-        <w:rPr>
-          <w:shd w:val="clear" w:color="auto" w:fill="B7B7B7"/>
-        </w:rPr>
-        <w:t xml:space="preserve">: </w:t>
-      </w:r>
-      <w:r>
-        <w:rPr>
-          <w:b/>
-          <w:shd w:val="clear" w:color="auto" w:fill="B7B7B7"/>
-        </w:rPr>
-        <w:t xml:space="preserve">Chatgpt </w:t>
-      </w:r>
-      <w:r>
-        <w:rPr>
-          <w:b/>
-          <w:sz w:val="14"/>
-          <w:szCs w:val="14"/>
-          <w:shd w:val="clear" w:color="auto" w:fill="B7B7B7"/>
-        </w:rPr>
-        <w:t>(GPT</w:t>
-      </w:r>
-      <w:r>
-        <w:rPr>
-          <w:rFonts w:ascii="Cambria Math" w:hAnsi="Cambria Math" w:cs="Cambria Math"/>
-          <w:b/>
-          <w:sz w:val="14"/>
-          <w:szCs w:val="14"/>
-          <w:shd w:val="clear" w:color="auto" w:fill="B7B7B7"/>
+          <w:rFonts w:ascii="Arial" w:eastAsia="Arial" w:hAnsi="Arial" w:cs="Arial"/>
+          <w:b/>
+          <w:color w:val="000000"/>
+          <w:sz w:val="18"/>
+          <w:highlight w:val="lightGray"/>
+        </w:rPr>
+        <w:t># Source: AI Source: Provided by: [Data Path</w:t>
+      </w:r>
+      <w:r>
+        <w:rPr>
+          <w:rFonts w:ascii="Arial" w:eastAsia="Arial" w:hAnsi="Arial" w:cs="Arial"/>
+          <w:color w:val="000000"/>
+          <w:sz w:val="18"/>
+          <w:highlight w:val="lightGray"/>
+        </w:rPr>
+        <w:t xml:space="preserve">: Persons Table -&gt; ID Column: 1, Name_En Column: Motasem Essam] -&gt; </w:t>
+      </w:r>
+      <w:r>
+        <w:rPr>
+          <w:rFonts w:ascii="Arial" w:eastAsia="Arial" w:hAnsi="Arial" w:cs="Arial"/>
+          <w:b/>
+          <w:color w:val="000000"/>
+          <w:sz w:val="18"/>
+          <w:highlight w:val="lightGray"/>
+        </w:rPr>
+        <w:t>From:</w:t>
+      </w:r>
+      <w:r>
+        <w:rPr>
+          <w:rFonts w:ascii="Arial" w:eastAsia="Arial" w:hAnsi="Arial" w:cs="Arial"/>
+          <w:color w:val="000000"/>
+          <w:sz w:val="18"/>
+          <w:highlight w:val="lightGray"/>
+        </w:rPr>
+        <w:t xml:space="preserve"> [Chatgpt (GPT</w:t>
+      </w:r>
+      <w:r>
+        <w:rPr>
+          <w:rFonts w:ascii="Arial" w:eastAsia="Arial" w:hAnsi="Arial" w:cs="Cambria Math"/>
+          <w:color w:val="000000"/>
+          <w:sz w:val="18"/>
+          <w:highlight w:val="lightGray"/>
         </w:rPr>
         <w:t>‑</w:t>
       </w:r>
       <w:r>
         <w:rPr>
-          <w:b/>
-          <w:sz w:val="14"/>
-          <w:szCs w:val="14"/>
-          <w:shd w:val="clear" w:color="auto" w:fill="B7B7B7"/>
-        </w:rPr>
-        <w:t>5 Mini) at [8/19/2025]</w:t>
+          <w:rFonts w:ascii="Arial" w:eastAsia="Arial" w:hAnsi="Arial" w:cs="Arial"/>
+          <w:color w:val="000000"/>
+          <w:sz w:val="18"/>
+          <w:highlight w:val="lightGray"/>
+        </w:rPr>
+        <w:t xml:space="preserve">5 Mini)] </w:t>
+      </w:r>
+      <w:r>
+        <w:rPr>
+          <w:rFonts w:ascii="Arial" w:eastAsia="Arial" w:hAnsi="Arial" w:cs="Arial"/>
+          <w:b/>
+          <w:color w:val="000000"/>
+          <w:sz w:val="18"/>
+          <w:highlight w:val="lightGray"/>
+        </w:rPr>
+        <w:t>on</w:t>
+      </w:r>
+      <w:r>
+        <w:rPr>
+          <w:rFonts w:ascii="Arial" w:eastAsia="Arial" w:hAnsi="Arial"/>
+          <w:sz w:val="18"/>
+          <w:highlight w:val="lightGray"/>
+        </w:rPr>
+        <w:t xml:space="preserve"> [8/19/2025]</w:t>
       </w:r>
     </w:p>
     <w:p>
@@ -940,7 +1079,7 @@
           <w:ilvl w:val="0"/>
           <w:numId w:val="1"/>
         </w:numPr>
-        <w:spacing w:before="240"/>
+        <w:spacing w:before="240" w:after="0" w:line="276" w:lineRule="auto"/>
       </w:pPr>
       <w:r>
         <w:rPr>
@@ -974,6 +1113,7 @@
           <w:ilvl w:val="0"/>
           <w:numId w:val="1"/>
         </w:numPr>
+        <w:spacing w:after="0" w:line="276" w:lineRule="auto"/>
       </w:pPr>
       <w:r>
         <w:rPr>
@@ -1033,7 +1173,7 @@
           <w:ilvl w:val="0"/>
           <w:numId w:val="1"/>
         </w:numPr>
-        <w:spacing w:after="240"/>
+        <w:spacing w:after="240" w:line="276" w:lineRule="auto"/>
       </w:pPr>
       <w:r>
         <w:rPr>
@@ -1063,8 +1203,7 @@
     </w:p>
     <w:p>
       <w:r>
-        <w:lastRenderedPageBreak/>
-        <w:pict w14:anchorId="1B07ADCC">
+        <w:pict w14:anchorId="1E580F8A">
           <v:rect id="_x0000_i1029" style="width:0;height:1.5pt" o:hralign="center" o:hrstd="t" o:hr="t" fillcolor="#a0a0a0" stroked="f"/>
         </w:pict>
       </w:r>
@@ -1144,18 +1283,19 @@
     </w:p>
     <w:p>
       <w:r>
-        <w:pict w14:anchorId="10A32A34">
+        <w:pict w14:anchorId="3358E445">
           <v:rect id="_x0000_i1030" style="width:0;height:1.5pt" o:hralign="center" o:hrstd="t" o:hr="t" fillcolor="#a0a0a0" stroked="f"/>
         </w:pict>
       </w:r>
     </w:p>
+    <w:p/>
     <w:p/>
     <w:p/>
     <w:sectPr>
       <w:pgSz w:w="12240" w:h="15840"/>
       <w:pgMar w:top="1440" w:right="1440" w:bottom="1440" w:left="1440" w:header="720" w:footer="720" w:gutter="0"/>
-      <w:pgNumType w:start="1"/>
       <w:cols w:space="720"/>
+      <w:docGrid w:linePitch="360"/>
     </w:sectPr>
   </w:body>
 </w:document>
@@ -2030,18 +2170,6 @@
   <w:style w:type="paragraph" w:default="1" w:styleId="Normal">
     <w:name w:val="Normal"/>
     <w:qFormat/>
-    <w:rsid w:val="00F46FAD"/>
-    <w:pPr>
-      <w:spacing w:after="0" w:line="276" w:lineRule="auto"/>
-    </w:pPr>
-    <w:rPr>
-      <w:rFonts w:ascii="Arial" w:eastAsia="Arial" w:hAnsi="Arial" w:cs="Arial"/>
-      <w:kern w:val="0"/>
-      <w:sz w:val="22"/>
-      <w:szCs w:val="22"/>
-      <w:lang w:val="en"/>
-      <w14:ligatures w14:val="none"/>
-    </w:rPr>
   </w:style>
   <w:style w:type="paragraph" w:styleId="Heading1">
     <w:name w:val="heading 1"/>
@@ -2050,7 +2178,7 @@
     <w:link w:val="Heading1Char"/>
     <w:uiPriority w:val="9"/>
     <w:qFormat/>
-    <w:rsid w:val="0097488E"/>
+    <w:rsid w:val="00B440C2"/>
     <w:pPr>
       <w:keepNext/>
       <w:keepLines/>
@@ -2072,7 +2200,7 @@
     <w:uiPriority w:val="9"/>
     <w:unhideWhenUsed/>
     <w:qFormat/>
-    <w:rsid w:val="0097488E"/>
+    <w:rsid w:val="00B440C2"/>
     <w:pPr>
       <w:keepNext/>
       <w:keepLines/>
@@ -2095,7 +2223,7 @@
     <w:semiHidden/>
     <w:unhideWhenUsed/>
     <w:qFormat/>
-    <w:rsid w:val="0097488E"/>
+    <w:rsid w:val="00B440C2"/>
     <w:pPr>
       <w:keepNext/>
       <w:keepLines/>
@@ -2118,7 +2246,7 @@
     <w:semiHidden/>
     <w:unhideWhenUsed/>
     <w:qFormat/>
-    <w:rsid w:val="0097488E"/>
+    <w:rsid w:val="00B440C2"/>
     <w:pPr>
       <w:keepNext/>
       <w:keepLines/>
@@ -2141,7 +2269,7 @@
     <w:semiHidden/>
     <w:unhideWhenUsed/>
     <w:qFormat/>
-    <w:rsid w:val="0097488E"/>
+    <w:rsid w:val="00B440C2"/>
     <w:pPr>
       <w:keepNext/>
       <w:keepLines/>
@@ -2162,11 +2290,11 @@
     <w:semiHidden/>
     <w:unhideWhenUsed/>
     <w:qFormat/>
-    <w:rsid w:val="0097488E"/>
+    <w:rsid w:val="00B440C2"/>
     <w:pPr>
       <w:keepNext/>
       <w:keepLines/>
-      <w:spacing w:before="40"/>
+      <w:spacing w:before="40" w:after="0"/>
       <w:outlineLvl w:val="5"/>
     </w:pPr>
     <w:rPr>
@@ -2185,11 +2313,11 @@
     <w:semiHidden/>
     <w:unhideWhenUsed/>
     <w:qFormat/>
-    <w:rsid w:val="0097488E"/>
+    <w:rsid w:val="00B440C2"/>
     <w:pPr>
       <w:keepNext/>
       <w:keepLines/>
-      <w:spacing w:before="40"/>
+      <w:spacing w:before="40" w:after="0"/>
       <w:outlineLvl w:val="6"/>
     </w:pPr>
     <w:rPr>
@@ -2206,10 +2334,11 @@
     <w:semiHidden/>
     <w:unhideWhenUsed/>
     <w:qFormat/>
-    <w:rsid w:val="0097488E"/>
+    <w:rsid w:val="00B440C2"/>
     <w:pPr>
       <w:keepNext/>
       <w:keepLines/>
+      <w:spacing w:after="0"/>
       <w:outlineLvl w:val="7"/>
     </w:pPr>
     <w:rPr>
@@ -2228,10 +2357,11 @@
     <w:semiHidden/>
     <w:unhideWhenUsed/>
     <w:qFormat/>
-    <w:rsid w:val="0097488E"/>
+    <w:rsid w:val="00B440C2"/>
     <w:pPr>
       <w:keepNext/>
       <w:keepLines/>
+      <w:spacing w:after="0"/>
       <w:outlineLvl w:val="8"/>
     </w:pPr>
     <w:rPr>
@@ -2271,7 +2401,7 @@
     <w:basedOn w:val="DefaultParagraphFont"/>
     <w:link w:val="Heading1"/>
     <w:uiPriority w:val="9"/>
-    <w:rsid w:val="0097488E"/>
+    <w:rsid w:val="00B440C2"/>
     <w:rPr>
       <w:rFonts w:asciiTheme="majorHAnsi" w:eastAsiaTheme="majorEastAsia" w:hAnsiTheme="majorHAnsi" w:cstheme="majorBidi"/>
       <w:color w:val="2F5496" w:themeColor="accent1" w:themeShade="BF"/>
@@ -2284,7 +2414,7 @@
     <w:basedOn w:val="DefaultParagraphFont"/>
     <w:link w:val="Heading2"/>
     <w:uiPriority w:val="9"/>
-    <w:rsid w:val="0097488E"/>
+    <w:rsid w:val="00B440C2"/>
     <w:rPr>
       <w:rFonts w:asciiTheme="majorHAnsi" w:eastAsiaTheme="majorEastAsia" w:hAnsiTheme="majorHAnsi" w:cstheme="majorBidi"/>
       <w:color w:val="2F5496" w:themeColor="accent1" w:themeShade="BF"/>
@@ -2298,7 +2428,7 @@
     <w:link w:val="Heading3"/>
     <w:uiPriority w:val="9"/>
     <w:semiHidden/>
-    <w:rsid w:val="0097488E"/>
+    <w:rsid w:val="00B440C2"/>
     <w:rPr>
       <w:rFonts w:eastAsiaTheme="majorEastAsia" w:cstheme="majorBidi"/>
       <w:color w:val="2F5496" w:themeColor="accent1" w:themeShade="BF"/>
@@ -2312,7 +2442,7 @@
     <w:link w:val="Heading4"/>
     <w:uiPriority w:val="9"/>
     <w:semiHidden/>
-    <w:rsid w:val="0097488E"/>
+    <w:rsid w:val="00B440C2"/>
     <w:rPr>
       <w:rFonts w:eastAsiaTheme="majorEastAsia" w:cstheme="majorBidi"/>
       <w:i/>
@@ -2326,7 +2456,7 @@
     <w:link w:val="Heading5"/>
     <w:uiPriority w:val="9"/>
     <w:semiHidden/>
-    <w:rsid w:val="0097488E"/>
+    <w:rsid w:val="00B440C2"/>
     <w:rPr>
       <w:rFonts w:eastAsiaTheme="majorEastAsia" w:cstheme="majorBidi"/>
       <w:color w:val="2F5496" w:themeColor="accent1" w:themeShade="BF"/>
@@ -2338,7 +2468,7 @@
     <w:link w:val="Heading6"/>
     <w:uiPriority w:val="9"/>
     <w:semiHidden/>
-    <w:rsid w:val="0097488E"/>
+    <w:rsid w:val="00B440C2"/>
     <w:rPr>
       <w:rFonts w:eastAsiaTheme="majorEastAsia" w:cstheme="majorBidi"/>
       <w:i/>
@@ -2352,7 +2482,7 @@
     <w:link w:val="Heading7"/>
     <w:uiPriority w:val="9"/>
     <w:semiHidden/>
-    <w:rsid w:val="0097488E"/>
+    <w:rsid w:val="00B440C2"/>
     <w:rPr>
       <w:rFonts w:eastAsiaTheme="majorEastAsia" w:cstheme="majorBidi"/>
       <w:color w:val="595959" w:themeColor="text1" w:themeTint="A6"/>
@@ -2364,7 +2494,7 @@
     <w:link w:val="Heading8"/>
     <w:uiPriority w:val="9"/>
     <w:semiHidden/>
-    <w:rsid w:val="0097488E"/>
+    <w:rsid w:val="00B440C2"/>
     <w:rPr>
       <w:rFonts w:eastAsiaTheme="majorEastAsia" w:cstheme="majorBidi"/>
       <w:i/>
@@ -2378,7 +2508,7 @@
     <w:link w:val="Heading9"/>
     <w:uiPriority w:val="9"/>
     <w:semiHidden/>
-    <w:rsid w:val="0097488E"/>
+    <w:rsid w:val="00B440C2"/>
     <w:rPr>
       <w:rFonts w:eastAsiaTheme="majorEastAsia" w:cstheme="majorBidi"/>
       <w:color w:val="272727" w:themeColor="text1" w:themeTint="D8"/>
@@ -2391,7 +2521,7 @@
     <w:link w:val="TitleChar"/>
     <w:uiPriority w:val="10"/>
     <w:qFormat/>
-    <w:rsid w:val="0097488E"/>
+    <w:rsid w:val="00B440C2"/>
     <w:pPr>
       <w:spacing w:after="80" w:line="240" w:lineRule="auto"/>
       <w:contextualSpacing/>
@@ -2409,7 +2539,7 @@
     <w:basedOn w:val="DefaultParagraphFont"/>
     <w:link w:val="Title"/>
     <w:uiPriority w:val="10"/>
-    <w:rsid w:val="0097488E"/>
+    <w:rsid w:val="00B440C2"/>
     <w:rPr>
       <w:rFonts w:asciiTheme="majorHAnsi" w:eastAsiaTheme="majorEastAsia" w:hAnsiTheme="majorHAnsi" w:cstheme="majorBidi"/>
       <w:spacing w:val="-10"/>
@@ -2425,7 +2555,7 @@
     <w:link w:val="SubtitleChar"/>
     <w:uiPriority w:val="11"/>
     <w:qFormat/>
-    <w:rsid w:val="0097488E"/>
+    <w:rsid w:val="00B440C2"/>
     <w:pPr>
       <w:numPr>
         <w:ilvl w:val="1"/>
@@ -2444,7 +2574,7 @@
     <w:basedOn w:val="DefaultParagraphFont"/>
     <w:link w:val="Subtitle"/>
     <w:uiPriority w:val="11"/>
-    <w:rsid w:val="0097488E"/>
+    <w:rsid w:val="00B440C2"/>
     <w:rPr>
       <w:rFonts w:eastAsiaTheme="majorEastAsia" w:cstheme="majorBidi"/>
       <w:color w:val="595959" w:themeColor="text1" w:themeTint="A6"/>
@@ -2460,7 +2590,7 @@
     <w:link w:val="QuoteChar"/>
     <w:uiPriority w:val="29"/>
     <w:qFormat/>
-    <w:rsid w:val="0097488E"/>
+    <w:rsid w:val="00B440C2"/>
     <w:pPr>
       <w:spacing w:before="160"/>
       <w:jc w:val="center"/>
@@ -2476,7 +2606,7 @@
     <w:basedOn w:val="DefaultParagraphFont"/>
     <w:link w:val="Quote"/>
     <w:uiPriority w:val="29"/>
-    <w:rsid w:val="0097488E"/>
+    <w:rsid w:val="00B440C2"/>
     <w:rPr>
       <w:i/>
       <w:iCs/>
@@ -2488,7 +2618,7 @@
     <w:basedOn w:val="Normal"/>
     <w:uiPriority w:val="34"/>
     <w:qFormat/>
-    <w:rsid w:val="0097488E"/>
+    <w:rsid w:val="00B440C2"/>
     <w:pPr>
       <w:ind w:left="720"/>
       <w:contextualSpacing/>
@@ -2499,7 +2629,7 @@
     <w:basedOn w:val="DefaultParagraphFont"/>
     <w:uiPriority w:val="21"/>
     <w:qFormat/>
-    <w:rsid w:val="0097488E"/>
+    <w:rsid w:val="00B440C2"/>
     <w:rPr>
       <w:i/>
       <w:iCs/>
@@ -2513,7 +2643,7 @@
     <w:link w:val="IntenseQuoteChar"/>
     <w:uiPriority w:val="30"/>
     <w:qFormat/>
-    <w:rsid w:val="0097488E"/>
+    <w:rsid w:val="00B440C2"/>
     <w:pPr>
       <w:pBdr>
         <w:top w:val="single" w:sz="4" w:space="10" w:color="2F5496" w:themeColor="accent1" w:themeShade="BF"/>
@@ -2534,7 +2664,7 @@
     <w:basedOn w:val="DefaultParagraphFont"/>
     <w:link w:val="IntenseQuote"/>
     <w:uiPriority w:val="30"/>
-    <w:rsid w:val="0097488E"/>
+    <w:rsid w:val="00B440C2"/>
     <w:rPr>
       <w:i/>
       <w:iCs/>
@@ -2546,7 +2676,7 @@
     <w:basedOn w:val="DefaultParagraphFont"/>
     <w:uiPriority w:val="32"/>
     <w:qFormat/>
-    <w:rsid w:val="0097488E"/>
+    <w:rsid w:val="00B440C2"/>
     <w:rPr>
       <w:b/>
       <w:bCs/>
